--- a/static/resources/constancia-plataforma-denadoi.docx
+++ b/static/resources/constancia-plataforma-denadoi.docx
@@ -7,23 +7,28 @@
   <w:body>
     <w:p>
       <w:pPr>
-        <w:pStyle w:val="702"/>
-        <w:pBdr/>
-        <w:spacing/>
-        <w:ind/>
-        <w:rPr/>
+        <w:pBdr/>
+        <w:spacing/>
+        <w:ind/>
+        <w:jc w:val="center"/>
+        <w:rPr>
+          <w:rFonts w:ascii="Arial" w:hAnsi="Arial" w:cs="Arial"/>
+        </w:rPr>
       </w:pPr>
       <w:r>
+        <w:rPr>
+          <w:rFonts w:ascii="Arial" w:hAnsi="Arial" w:eastAsia="Arial" w:cs="Arial"/>
+        </w:rPr>
         <mc:AlternateContent>
           <mc:Choice Requires="wpg">
             <w:drawing>
               <wp:anchor xmlns:wp="http://schemas.openxmlformats.org/drawingml/2006/wordprocessingDrawing" xmlns:wp14="http://schemas.microsoft.com/office/word/2010/wordprocessingDrawing" distT="0" distB="0" distL="115200" distR="115200" simplePos="0" relativeHeight="4096" behindDoc="1" locked="0" layoutInCell="1" allowOverlap="1">
                 <wp:simplePos x="0" y="0"/>
                 <wp:positionH relativeFrom="column">
-                  <wp:posOffset>-733425</wp:posOffset>
+                  <wp:posOffset>-371917</wp:posOffset>
                 </wp:positionH>
                 <wp:positionV relativeFrom="paragraph">
-                  <wp:posOffset>-704850</wp:posOffset>
+                  <wp:posOffset>-1995422</wp:posOffset>
                 </wp:positionV>
                 <wp:extent cx="7796235" cy="10089245"/>
                 <wp:effectExtent l="0" t="0" r="0" b="0"/>
@@ -36,7 +41,7 @@
                   <a:graphicData uri="http://schemas.openxmlformats.org/drawingml/2006/picture">
                     <pic:pic xmlns:pic="http://schemas.openxmlformats.org/drawingml/2006/picture">
                       <pic:nvPicPr>
-                        <pic:cNvPr id="129065993" name=""/>
+                        <pic:cNvPr id="2015394348" name=""/>
                         <pic:cNvPicPr>
                           <a:picLocks noChangeAspect="1"/>
                         </pic:cNvPicPr>
@@ -47,9 +52,9 @@
                         <a:stretch/>
                       </pic:blipFill>
                       <pic:spPr bwMode="auto">
-                        <a:xfrm flipH="0" flipV="0">
+                        <a:xfrm rot="0" flipH="0" flipV="0">
                           <a:off x="0" y="0"/>
-                          <a:ext cx="7796234" cy="10089245"/>
+                          <a:ext cx="7796234" cy="10089244"/>
                         </a:xfrm>
                         <a:prstGeom prst="rect">
                           <a:avLst/>
@@ -82,7 +87,7 @@
                 <v:path o:extrusionok="f" gradientshapeok="t" o:connecttype="rect"/>
                 <o:lock v:ext="edit" aspectratio="t"/>
               </v:shapetype>
-              <v:shape id="_x0000_i0" o:spid="_x0000_s0" type="#_x0000_t75" style="position:absolute;z-index:-4096;o:allowoverlap:true;o:allowincell:true;mso-position-horizontal-relative:text;margin-left:-57.75pt;mso-position-horizontal:absolute;mso-position-vertical-relative:text;margin-top:-55.50pt;mso-position-vertical:absolute;width:613.88pt;height:794.43pt;mso-wrap-distance-left:9.07pt;mso-wrap-distance-top:0.00pt;mso-wrap-distance-right:9.07pt;mso-wrap-distance-bottom:0.00pt;z-index:1;" stroked="false">
+              <v:shape id="_x0000_i0" o:spid="_x0000_s0" type="#_x0000_t75" style="position:absolute;z-index:-4096;o:allowoverlap:true;o:allowincell:true;mso-position-horizontal-relative:text;margin-left:-29.28pt;mso-position-horizontal:absolute;mso-position-vertical-relative:text;margin-top:-157.12pt;mso-position-vertical:absolute;width:613.88pt;height:794.43pt;mso-wrap-distance-left:9.07pt;mso-wrap-distance-top:0.00pt;mso-wrap-distance-right:9.07pt;mso-wrap-distance-bottom:0.00pt;rotation:0;z-index:1;" stroked="false">
                 <v:imagedata r:id="rId8" o:title=""/>
                 <o:lock v:ext="edit" rotation="t"/>
               </v:shape>
@@ -90,40 +95,198 @@
           </mc:Fallback>
         </mc:AlternateContent>
       </w:r>
-      <w:r/>
+      <w:r>
+        <w:rPr>
+          <w:rFonts w:ascii="Arial" w:hAnsi="Arial" w:eastAsia="Arial" w:cs="Arial"/>
+        </w:rPr>
+      </w:r>
+      <w:r>
+        <w:rPr>
+          <w:rFonts w:ascii="Arial" w:hAnsi="Arial" w:cs="Arial"/>
+        </w:rPr>
+      </w:r>
+      <w:r>
+        <w:rPr>
+          <w:rFonts w:ascii="Arial" w:hAnsi="Arial" w:eastAsia="Arial" w:cs="Arial"/>
+          <w:highlight w:val="none"/>
+        </w:rPr>
+      </w:r>
+      <w:r>
+        <w:rPr>
+          <w:rFonts w:ascii="Arial" w:hAnsi="Arial" w:eastAsia="Arial" w:cs="Arial"/>
+          <w:b/>
+          <w:bCs/>
+          <w:color w:val="002060"/>
+          <w:sz w:val="32"/>
+          <w:szCs w:val="32"/>
+        </w:rPr>
+        <w:t xml:space="preserve">CA</w:t>
+      </w:r>
+      <w:r>
+        <w:rPr>
+          <w:rFonts w:ascii="Arial" w:hAnsi="Arial" w:eastAsia="Arial" w:cs="Arial"/>
+          <w:b/>
+          <w:bCs/>
+          <w:color w:val="002060"/>
+          <w:sz w:val="32"/>
+          <w:szCs w:val="32"/>
+        </w:rPr>
+        <w:t xml:space="preserve">JA DE SEGURO SOCIAL</w:t>
+      </w:r>
+      <w:r>
+        <w:rPr>
+          <w:rFonts w:ascii="Arial" w:hAnsi="Arial" w:eastAsia="Arial" w:cs="Arial"/>
+        </w:rPr>
+      </w:r>
+      <w:r>
+        <w:rPr>
+          <w:rFonts w:ascii="Arial" w:hAnsi="Arial" w:cs="Arial"/>
+        </w:rPr>
+      </w:r>
+      <w:r>
+        <w:rPr>
+          <w:rFonts w:ascii="Arial" w:hAnsi="Arial" w:cs="Arial"/>
+        </w:rPr>
+      </w:r>
     </w:p>
     <w:p>
       <w:pPr>
         <w:pStyle w:val="702"/>
         <w:pBdr/>
-        <w:spacing w:after="0" w:before="0" w:line="240" w:lineRule="auto"/>
-        <w:ind/>
-        <w:rPr/>
-      </w:pPr>
-      <w:r/>
-      <w:r/>
+        <w:spacing w:after="0" w:before="0" w:line="360" w:lineRule="auto"/>
+        <w:ind/>
+        <w:jc w:val="center"/>
+        <w:rPr>
+          <w:rFonts w:ascii="Arial" w:hAnsi="Arial" w:cs="Arial"/>
+          <w:b w:val="0"/>
+          <w:bCs w:val="0"/>
+          <w:color w:val="002060"/>
+          <w:sz w:val="26"/>
+          <w:szCs w:val="26"/>
+        </w:rPr>
+      </w:pPr>
+      <w:r>
+        <w:rPr>
+          <w:rFonts w:ascii="Arial" w:hAnsi="Arial" w:eastAsia="Arial" w:cs="Arial"/>
+          <w:b w:val="0"/>
+          <w:bCs w:val="0"/>
+          <w:color w:val="002060"/>
+          <w:sz w:val="26"/>
+          <w:szCs w:val="26"/>
+        </w:rPr>
+        <w:t xml:space="preserve">DIRECCIÓN EJECUTIVA NACIONAL DE SERVICIOS Y PRESTACIONES EN SALUD </w:t>
+      </w:r>
+      <w:r>
+        <w:rPr>
+          <w:rFonts w:ascii="Arial" w:hAnsi="Arial" w:eastAsia="Arial" w:cs="Arial"/>
+          <w:b w:val="0"/>
+          <w:bCs w:val="0"/>
+          <w:color w:val="002060"/>
+          <w:sz w:val="26"/>
+          <w:szCs w:val="26"/>
+        </w:rPr>
+      </w:r>
+      <w:r>
+        <w:rPr>
+          <w:rFonts w:ascii="Arial" w:hAnsi="Arial" w:cs="Arial"/>
+          <w:b w:val="0"/>
+          <w:bCs w:val="0"/>
+          <w:color w:val="002060"/>
+          <w:sz w:val="26"/>
+          <w:szCs w:val="26"/>
+        </w:rPr>
+      </w:r>
     </w:p>
     <w:p>
       <w:pPr>
         <w:pStyle w:val="702"/>
         <w:pBdr/>
-        <w:spacing w:after="0" w:before="0" w:line="240" w:lineRule="auto"/>
-        <w:ind/>
-        <w:rPr/>
-      </w:pPr>
-      <w:r/>
-      <w:r/>
+        <w:spacing w:after="0" w:before="0" w:line="360" w:lineRule="auto"/>
+        <w:ind/>
+        <w:jc w:val="center"/>
+        <w:rPr>
+          <w:rFonts w:ascii="Arial" w:hAnsi="Arial" w:eastAsia="Arial" w:cs="Arial"/>
+          <w:b w:val="0"/>
+          <w:bCs w:val="0"/>
+          <w:color w:val="002060"/>
+          <w:sz w:val="26"/>
+          <w:szCs w:val="26"/>
+          <w:highlight w:val="none"/>
+        </w:rPr>
+      </w:pPr>
+      <w:r>
+        <w:rPr>
+          <w:rFonts w:ascii="Arial" w:hAnsi="Arial" w:eastAsia="Arial" w:cs="Arial"/>
+          <w:b w:val="0"/>
+          <w:bCs w:val="0"/>
+          <w:color w:val="002060"/>
+          <w:sz w:val="26"/>
+          <w:szCs w:val="26"/>
+        </w:rPr>
+        <w:t xml:space="preserve">DEPARTAMENTO NACIONAL DE DOCENCIA E INVESTIGACIÓN</w:t>
+      </w:r>
+      <w:r>
+        <w:rPr>
+          <w:rFonts w:ascii="Arial" w:hAnsi="Arial" w:cs="Arial"/>
+          <w:b w:val="0"/>
+          <w:bCs w:val="0"/>
+          <w:color w:val="002060"/>
+          <w:sz w:val="26"/>
+          <w:szCs w:val="26"/>
+          <w:highlight w:val="none"/>
+        </w:rPr>
+      </w:r>
     </w:p>
     <w:p>
       <w:pPr>
         <w:pStyle w:val="702"/>
         <w:pBdr/>
-        <w:spacing w:after="0" w:before="0" w:line="240" w:lineRule="auto"/>
-        <w:ind/>
-        <w:rPr/>
-      </w:pPr>
-      <w:r/>
-      <w:r/>
+        <w:spacing w:after="0" w:before="0" w:line="360" w:lineRule="auto"/>
+        <w:ind/>
+        <w:jc w:val="center"/>
+        <w:rPr>
+          <w:rFonts w:ascii="Arial" w:hAnsi="Arial" w:cs="Arial"/>
+          <w:b w:val="0"/>
+          <w:bCs w:val="0"/>
+          <w:color w:val="002060"/>
+          <w:sz w:val="26"/>
+          <w:szCs w:val="26"/>
+          <w:highlight w:val="none"/>
+        </w:rPr>
+      </w:pPr>
+      <w:r>
+        <w:rPr>
+          <w:rFonts w:ascii="Arial" w:hAnsi="Arial" w:eastAsia="Arial" w:cs="Arial"/>
+          <w:b w:val="0"/>
+          <w:bCs w:val="0"/>
+          <w:color w:val="002060"/>
+          <w:sz w:val="26"/>
+          <w:szCs w:val="26"/>
+          <w:highlight w:val="none"/>
+        </w:rPr>
+      </w:r>
+      <w:r>
+        <w:rPr>
+          <w:rFonts w:ascii="Arial" w:hAnsi="Arial" w:eastAsia="Arial" w:cs="Arial"/>
+          <w:b w:val="0"/>
+          <w:bCs w:val="0"/>
+          <w:color w:val="002060"/>
+          <w:sz w:val="26"/>
+          <w:szCs w:val="26"/>
+          <w:highlight w:val="none"/>
+        </w:rPr>
+      </w:r>
+      <w:r>
+        <w:rPr>
+          <w:rFonts w:ascii="Arial" w:hAnsi="Arial" w:eastAsia="Arial" w:cs="Arial"/>
+          <w:b w:val="0"/>
+          <w:bCs w:val="0"/>
+          <w:color w:val="002060"/>
+          <w:sz w:val="26"/>
+          <w:szCs w:val="26"/>
+          <w:highlight w:val="none"/>
+        </w:rPr>
+      </w:r>
     </w:p>
     <w:p>
       <w:pPr>
@@ -131,10 +294,25 @@
         <w:pBdr/>
         <w:spacing w:after="0" w:before="0" w:line="240" w:lineRule="auto"/>
         <w:ind/>
-        <w:rPr/>
-      </w:pPr>
-      <w:r/>
-      <w:r/>
+        <w:rPr>
+          <w:rFonts w:ascii="Arial" w:hAnsi="Arial" w:cs="Arial"/>
+        </w:rPr>
+      </w:pPr>
+      <w:r>
+        <w:rPr>
+          <w:rFonts w:ascii="Arial" w:hAnsi="Arial" w:eastAsia="Arial" w:cs="Arial"/>
+        </w:rPr>
+      </w:r>
+      <w:r>
+        <w:rPr>
+          <w:rFonts w:ascii="Arial" w:hAnsi="Arial" w:eastAsia="Arial" w:cs="Arial"/>
+        </w:rPr>
+      </w:r>
+      <w:r>
+        <w:rPr>
+          <w:rFonts w:ascii="Arial" w:hAnsi="Arial" w:cs="Arial"/>
+        </w:rPr>
+      </w:r>
     </w:p>
     <w:p>
       <w:pPr>
@@ -142,44 +320,27 @@
         <w:pBdr/>
         <w:spacing w:after="0" w:before="0" w:line="240" w:lineRule="auto"/>
         <w:ind/>
-        <w:rPr/>
-      </w:pPr>
-      <w:r/>
-      <w:r/>
-    </w:p>
-    <w:p>
-      <w:pPr>
-        <w:pStyle w:val="702"/>
-        <w:pBdr/>
-        <w:spacing w:after="0" w:before="0" w:line="240" w:lineRule="auto"/>
-        <w:ind/>
-        <w:rPr/>
-      </w:pPr>
-      <w:r/>
-      <w:r/>
-    </w:p>
-    <w:p>
-      <w:pPr>
-        <w:pStyle w:val="702"/>
-        <w:pBdr/>
-        <w:spacing w:after="0" w:before="0" w:line="240" w:lineRule="auto"/>
-        <w:ind/>
-        <w:rPr/>
+        <w:rPr>
+          <w:rFonts w:ascii="Arial" w:hAnsi="Arial" w:cs="Arial"/>
+        </w:rPr>
       </w:pPr>
       <w:r>
+        <w:rPr>
+          <w:rFonts w:ascii="Arial" w:hAnsi="Arial" w:eastAsia="Arial" w:cs="Arial"/>
+        </w:rPr>
         <mc:AlternateContent>
           <mc:Choice Requires="wpg">
             <w:drawing>
               <wp:anchor xmlns:wp="http://schemas.openxmlformats.org/drawingml/2006/wordprocessingDrawing" xmlns:wp14="http://schemas.microsoft.com/office/word/2010/wordprocessingDrawing" distT="3175" distB="3175" distL="3175" distR="3175" simplePos="0" relativeHeight="2" behindDoc="0" locked="0" layoutInCell="1" allowOverlap="1">
                 <wp:simplePos x="0" y="0"/>
                 <wp:positionH relativeFrom="column">
-                  <wp:posOffset>375920</wp:posOffset>
+                  <wp:posOffset>759188</wp:posOffset>
                 </wp:positionH>
                 <wp:positionV relativeFrom="paragraph">
-                  <wp:posOffset>38735</wp:posOffset>
+                  <wp:posOffset>-80250</wp:posOffset>
                 </wp:positionV>
-                <wp:extent cx="5534025" cy="5819775"/>
-                <wp:effectExtent l="19685" t="19685" r="18415" b="18415"/>
+                <wp:extent cx="5534025" cy="4466359"/>
+                <wp:effectExtent l="19049" t="19049" r="19049" b="19049"/>
                 <wp:wrapNone/>
                 <wp:docPr id="2" name="Forma1"/>
                 <wp:cNvGraphicFramePr/>
@@ -189,9 +350,9 @@
                       <wps:cNvPr id="0" name=""/>
                       <wps:cNvSpPr/>
                       <wps:spPr bwMode="auto">
-                        <a:xfrm>
+                        <a:xfrm flipH="0" flipV="0">
                           <a:off x="0" y="0"/>
-                          <a:ext cx="5533920" cy="5819760"/>
+                          <a:ext cx="5534024" cy="4466359"/>
                         </a:xfrm>
                         <a:prstGeom prst="rect">
                           <a:avLst/>
@@ -220,137 +381,6 @@
                               <w:ind/>
                               <w:jc w:val="center"/>
                               <w:rPr>
-                                <w:sz w:val="44"/>
-                                <w:szCs w:val="44"/>
-                              </w:rPr>
-                            </w:pPr>
-                            <w:r>
-                              <w:rPr>
-                                <w:sz w:val="44"/>
-                                <w:szCs w:val="44"/>
-                              </w:rPr>
-                            </w:r>
-                            <w:r>
-                              <w:rPr>
-                                <w:sz w:val="44"/>
-                                <w:szCs w:val="44"/>
-                              </w:rPr>
-                            </w:r>
-                            <w:r>
-                              <w:rPr>
-                                <w:sz w:val="44"/>
-                                <w:szCs w:val="44"/>
-                              </w:rPr>
-                            </w:r>
-                          </w:p>
-                          <w:p>
-                            <w:pPr>
-                              <w:pStyle w:val="772"/>
-                              <w:pBdr/>
-                              <w:spacing w:line="240" w:lineRule="auto"/>
-                              <w:ind/>
-                              <w:jc w:val="center"/>
-                              <w:rPr>
-                                <w:b/>
-                                <w:bCs/>
-                                <w:color w:val="ff0000"/>
-                                <w:sz w:val="44"/>
-                                <w:szCs w:val="44"/>
-                                <w:highlight w:val="none"/>
-                                <w:lang w:val="es-ES"/>
-                              </w:rPr>
-                            </w:pPr>
-                            <w:r>
-                              <w:rPr>
-                                <w:b/>
-                                <w:bCs/>
-                                <w:color w:val="ff0000"/>
-                                <w:sz w:val="44"/>
-                                <w:szCs w:val="44"/>
-                                <w:lang w:val="es-ES"/>
-                              </w:rPr>
-                            </w:r>
-                            <w:r>
-                              <w:rPr>
-                                <w:b/>
-                                <w:bCs/>
-                                <w:color w:val="ff0000"/>
-                                <w:sz w:val="44"/>
-                                <w:szCs w:val="44"/>
-                                <w:highlight w:val="none"/>
-                                <w:lang w:val="es-ES"/>
-                              </w:rPr>
-                            </w:r>
-                            <w:r>
-                              <w:rPr>
-                                <w:b/>
-                                <w:bCs/>
-                                <w:color w:val="ff0000"/>
-                                <w:sz w:val="44"/>
-                                <w:szCs w:val="44"/>
-                                <w:highlight w:val="none"/>
-                                <w:lang w:val="es-ES"/>
-                              </w:rPr>
-                            </w:r>
-                          </w:p>
-                          <w:p>
-                            <w:pPr>
-                              <w:pStyle w:val="772"/>
-                              <w:pBdr/>
-                              <w:spacing w:line="240" w:lineRule="auto"/>
-                              <w:ind/>
-                              <w:jc w:val="center"/>
-                              <w:rPr>
-                                <w:b/>
-                                <w:bCs/>
-                                <w:color w:val="ff0000"/>
-                                <w:sz w:val="44"/>
-                                <w:szCs w:val="44"/>
-                                <w:highlight w:val="none"/>
-                                <w:lang w:val="es-ES"/>
-                              </w:rPr>
-                            </w:pPr>
-                            <w:r>
-                              <w:rPr>
-                                <w:b/>
-                                <w:bCs/>
-                                <w:color w:val="ff0000"/>
-                                <w:sz w:val="44"/>
-                                <w:szCs w:val="44"/>
-                                <w:lang w:val="es-ES"/>
-                              </w:rPr>
-                            </w:r>
-                            <w:r>
-                              <w:rPr>
-                                <w:b/>
-                                <w:bCs/>
-                                <w:color w:val="ff0000"/>
-                                <w:sz w:val="44"/>
-                                <w:szCs w:val="44"/>
-                                <w:highlight w:val="none"/>
-                                <w:lang w:val="es-ES"/>
-                              </w:rPr>
-                            </w:r>
-                            <w:r>
-                              <w:rPr>
-                                <w:b/>
-                                <w:bCs/>
-                                <w:color w:val="ff0000"/>
-                                <w:sz w:val="44"/>
-                                <w:szCs w:val="44"/>
-                                <w:highlight w:val="none"/>
-                                <w:lang w:val="es-ES"/>
-                              </w:rPr>
-                            </w:r>
-                          </w:p>
-                          <w:p>
-                            <w:pPr>
-                              <w:pStyle w:val="772"/>
-                              <w:pBdr/>
-                              <w:spacing w:line="240" w:lineRule="auto"/>
-                              <w:ind/>
-                              <w:jc w:val="center"/>
-                              <w:rPr>
                                 <w:b/>
                                 <w:bCs/>
                                 <w:color w:val="ff0000"/>
@@ -368,6 +398,8 @@
                                 <w:szCs w:val="44"/>
                                 <w:lang w:val="es-ES"/>
                               </w:rPr>
+                              <w:br/>
+                              <w:br/>
                               <w:t xml:space="preserve">¡Zona de texto autogenerado!</w:t>
                             </w:r>
                             <w:r>
@@ -447,7 +479,9 @@
                                 <w:szCs w:val="44"/>
                                 <w:lang w:val="es-ES"/>
                               </w:rPr>
-                              <w:t xml:space="preserve">No escribir en esta zona ni añadir imágenes que se superpongan</w:t>
+                              <w:t xml:space="preserve">No escribir en esta zona ni añadir </w:t>
+                              <w:br/>
+                              <w:t xml:space="preserve">imágenes que se superpongan</w:t>
                             </w:r>
                             <w:r>
                               <w:rPr>
@@ -564,140 +598,9 @@
           </mc:Choice>
           <mc:Fallback>
             <w:pict>
-              <v:shape id="shape 1" o:spid="_x0000_s1" o:spt="1" type="#_x0000_t1" style="position:absolute;z-index:2;o:allowoverlap:true;o:allowincell:true;mso-position-horizontal-relative:text;margin-left:29.60pt;mso-position-horizontal:absolute;mso-position-vertical-relative:text;margin-top:3.05pt;mso-position-vertical:absolute;width:435.75pt;height:458.25pt;mso-wrap-distance-left:0.25pt;mso-wrap-distance-top:0.25pt;mso-wrap-distance-right:0.25pt;mso-wrap-distance-bottom:0.25pt;v-text-anchor:top;visibility:visible;" filled="f" strokecolor="#FF0000" strokeweight="3.00pt">
+              <v:shape id="shape 1" o:spid="_x0000_s1" o:spt="1" type="#_x0000_t1" style="position:absolute;z-index:2;o:allowoverlap:true;o:allowincell:true;mso-position-horizontal-relative:text;margin-left:59.78pt;mso-position-horizontal:absolute;mso-position-vertical-relative:text;margin-top:-6.32pt;mso-position-vertical:absolute;width:435.75pt;height:351.68pt;mso-wrap-distance-left:0.25pt;mso-wrap-distance-top:0.25pt;mso-wrap-distance-right:0.25pt;mso-wrap-distance-bottom:0.25pt;v-text-anchor:top;visibility:visible;" filled="f" strokecolor="#FF0000" strokeweight="3.00pt">
                 <v:textbox inset="0,0,0,0">
                   <w:txbxContent>
-                    <w:p>
-                      <w:pPr>
-                        <w:pStyle w:val="772"/>
-                        <w:pBdr/>
-                        <w:spacing w:line="240" w:lineRule="auto"/>
-                        <w:ind/>
-                        <w:jc w:val="center"/>
-                        <w:rPr>
-                          <w:sz w:val="44"/>
-                          <w:szCs w:val="44"/>
-                        </w:rPr>
-                      </w:pPr>
-                      <w:r>
-                        <w:rPr>
-                          <w:sz w:val="44"/>
-                          <w:szCs w:val="44"/>
-                        </w:rPr>
-                      </w:r>
-                      <w:r>
-                        <w:rPr>
-                          <w:sz w:val="44"/>
-                          <w:szCs w:val="44"/>
-                        </w:rPr>
-                      </w:r>
-                      <w:r>
-                        <w:rPr>
-                          <w:sz w:val="44"/>
-                          <w:szCs w:val="44"/>
-                        </w:rPr>
-                      </w:r>
-                    </w:p>
-                    <w:p>
-                      <w:pPr>
-                        <w:pStyle w:val="772"/>
-                        <w:pBdr/>
-                        <w:spacing w:line="240" w:lineRule="auto"/>
-                        <w:ind/>
-                        <w:jc w:val="center"/>
-                        <w:rPr>
-                          <w:b/>
-                          <w:bCs/>
-                          <w:color w:val="ff0000"/>
-                          <w:sz w:val="44"/>
-                          <w:szCs w:val="44"/>
-                          <w:highlight w:val="none"/>
-                          <w:lang w:val="es-ES"/>
-                        </w:rPr>
-                      </w:pPr>
-                      <w:r>
-                        <w:rPr>
-                          <w:b/>
-                          <w:bCs/>
-                          <w:color w:val="ff0000"/>
-                          <w:sz w:val="44"/>
-                          <w:szCs w:val="44"/>
-                          <w:lang w:val="es-ES"/>
-                        </w:rPr>
-                      </w:r>
-                      <w:r>
-                        <w:rPr>
-                          <w:b/>
-                          <w:bCs/>
-                          <w:color w:val="ff0000"/>
-                          <w:sz w:val="44"/>
-                          <w:szCs w:val="44"/>
-                          <w:highlight w:val="none"/>
-                          <w:lang w:val="es-ES"/>
-                        </w:rPr>
-                      </w:r>
-                      <w:r>
-                        <w:rPr>
-                          <w:b/>
-                          <w:bCs/>
-                          <w:color w:val="ff0000"/>
-                          <w:sz w:val="44"/>
-                          <w:szCs w:val="44"/>
-                          <w:highlight w:val="none"/>
-                          <w:lang w:val="es-ES"/>
-                        </w:rPr>
-                      </w:r>
-                    </w:p>
-                    <w:p>
-                      <w:pPr>
-                        <w:pStyle w:val="772"/>
-                        <w:pBdr/>
-                        <w:spacing w:line="240" w:lineRule="auto"/>
-                        <w:ind/>
-                        <w:jc w:val="center"/>
-                        <w:rPr>
-                          <w:b/>
-                          <w:bCs/>
-                          <w:color w:val="ff0000"/>
-                          <w:sz w:val="44"/>
-                          <w:szCs w:val="44"/>
-                          <w:highlight w:val="none"/>
-                          <w:lang w:val="es-ES"/>
-                        </w:rPr>
-                      </w:pPr>
-                      <w:r>
-                        <w:rPr>
-                          <w:b/>
-                          <w:bCs/>
-                          <w:color w:val="ff0000"/>
-                          <w:sz w:val="44"/>
-                          <w:szCs w:val="44"/>
-                          <w:lang w:val="es-ES"/>
-                        </w:rPr>
-                      </w:r>
-                      <w:r>
-                        <w:rPr>
-                          <w:b/>
-                          <w:bCs/>
-                          <w:color w:val="ff0000"/>
-                          <w:sz w:val="44"/>
-                          <w:szCs w:val="44"/>
-                          <w:highlight w:val="none"/>
-                          <w:lang w:val="es-ES"/>
-                        </w:rPr>
-                      </w:r>
-                      <w:r>
-                        <w:rPr>
-                          <w:b/>
-                          <w:bCs/>
-                          <w:color w:val="ff0000"/>
-                          <w:sz w:val="44"/>
-                          <w:szCs w:val="44"/>
-                          <w:highlight w:val="none"/>
-                          <w:lang w:val="es-ES"/>
-                        </w:rPr>
-                      </w:r>
-                    </w:p>
                     <w:p>
                       <w:pPr>
                         <w:pStyle w:val="772"/>
@@ -723,6 +626,8 @@
                           <w:szCs w:val="44"/>
                           <w:lang w:val="es-ES"/>
                         </w:rPr>
+                        <w:br/>
+                        <w:br/>
                         <w:t xml:space="preserve">¡Zona de texto autogenerado!</w:t>
                       </w:r>
                       <w:r>
@@ -802,7 +707,9 @@
                           <w:szCs w:val="44"/>
                           <w:lang w:val="es-ES"/>
                         </w:rPr>
-                        <w:t xml:space="preserve">No escribir en esta zona ni añadir imágenes que se superpongan</w:t>
+                        <w:t xml:space="preserve">No escribir en esta zona ni añadir </w:t>
+                        <w:br/>
+                        <w:t xml:space="preserve">imágenes que se superpongan</w:t>
                       </w:r>
                       <w:r>
                         <w:rPr>
@@ -913,7 +820,16 @@
           </mc:Fallback>
         </mc:AlternateContent>
       </w:r>
-      <w:r/>
+      <w:r>
+        <w:rPr>
+          <w:rFonts w:ascii="Arial" w:hAnsi="Arial" w:eastAsia="Arial" w:cs="Arial"/>
+        </w:rPr>
+      </w:r>
+      <w:r>
+        <w:rPr>
+          <w:rFonts w:ascii="Arial" w:hAnsi="Arial" w:cs="Arial"/>
+        </w:rPr>
+      </w:r>
     </w:p>
     <w:p>
       <w:pPr>
@@ -921,10 +837,25 @@
         <w:pBdr/>
         <w:spacing w:after="0" w:before="0" w:line="240" w:lineRule="auto"/>
         <w:ind/>
-        <w:rPr/>
-      </w:pPr>
-      <w:r/>
-      <w:r/>
+        <w:rPr>
+          <w:rFonts w:ascii="Arial" w:hAnsi="Arial" w:cs="Arial"/>
+        </w:rPr>
+      </w:pPr>
+      <w:r>
+        <w:rPr>
+          <w:rFonts w:ascii="Arial" w:hAnsi="Arial" w:eastAsia="Arial" w:cs="Arial"/>
+        </w:rPr>
+      </w:r>
+      <w:r>
+        <w:rPr>
+          <w:rFonts w:ascii="Arial" w:hAnsi="Arial" w:eastAsia="Arial" w:cs="Arial"/>
+        </w:rPr>
+      </w:r>
+      <w:r>
+        <w:rPr>
+          <w:rFonts w:ascii="Arial" w:hAnsi="Arial" w:cs="Arial"/>
+        </w:rPr>
+      </w:r>
     </w:p>
     <w:p>
       <w:pPr>
@@ -932,10 +863,25 @@
         <w:pBdr/>
         <w:spacing w:after="0" w:before="0" w:line="240" w:lineRule="auto"/>
         <w:ind/>
-        <w:rPr/>
-      </w:pPr>
-      <w:r/>
-      <w:r/>
+        <w:rPr>
+          <w:rFonts w:ascii="Arial" w:hAnsi="Arial" w:cs="Arial"/>
+        </w:rPr>
+      </w:pPr>
+      <w:r>
+        <w:rPr>
+          <w:rFonts w:ascii="Arial" w:hAnsi="Arial" w:eastAsia="Arial" w:cs="Arial"/>
+        </w:rPr>
+      </w:r>
+      <w:r>
+        <w:rPr>
+          <w:rFonts w:ascii="Arial" w:hAnsi="Arial" w:eastAsia="Arial" w:cs="Arial"/>
+        </w:rPr>
+      </w:r>
+      <w:r>
+        <w:rPr>
+          <w:rFonts w:ascii="Arial" w:hAnsi="Arial" w:cs="Arial"/>
+        </w:rPr>
+      </w:r>
     </w:p>
     <w:p>
       <w:pPr>
@@ -943,10 +889,25 @@
         <w:pBdr/>
         <w:spacing w:after="0" w:before="0" w:line="240" w:lineRule="auto"/>
         <w:ind/>
-        <w:rPr/>
-      </w:pPr>
-      <w:r/>
-      <w:r/>
+        <w:rPr>
+          <w:rFonts w:ascii="Arial" w:hAnsi="Arial" w:cs="Arial"/>
+        </w:rPr>
+      </w:pPr>
+      <w:r>
+        <w:rPr>
+          <w:rFonts w:ascii="Arial" w:hAnsi="Arial" w:eastAsia="Arial" w:cs="Arial"/>
+        </w:rPr>
+      </w:r>
+      <w:r>
+        <w:rPr>
+          <w:rFonts w:ascii="Arial" w:hAnsi="Arial" w:eastAsia="Arial" w:cs="Arial"/>
+        </w:rPr>
+      </w:r>
+      <w:r>
+        <w:rPr>
+          <w:rFonts w:ascii="Arial" w:hAnsi="Arial" w:cs="Arial"/>
+        </w:rPr>
+      </w:r>
     </w:p>
     <w:p>
       <w:pPr>
@@ -954,10 +915,25 @@
         <w:pBdr/>
         <w:spacing w:after="0" w:before="0" w:line="240" w:lineRule="auto"/>
         <w:ind/>
-        <w:rPr/>
-      </w:pPr>
-      <w:r/>
-      <w:r/>
+        <w:rPr>
+          <w:rFonts w:ascii="Arial" w:hAnsi="Arial" w:cs="Arial"/>
+        </w:rPr>
+      </w:pPr>
+      <w:r>
+        <w:rPr>
+          <w:rFonts w:ascii="Arial" w:hAnsi="Arial" w:eastAsia="Arial" w:cs="Arial"/>
+        </w:rPr>
+      </w:r>
+      <w:r>
+        <w:rPr>
+          <w:rFonts w:ascii="Arial" w:hAnsi="Arial" w:eastAsia="Arial" w:cs="Arial"/>
+        </w:rPr>
+      </w:r>
+      <w:r>
+        <w:rPr>
+          <w:rFonts w:ascii="Arial" w:hAnsi="Arial" w:cs="Arial"/>
+        </w:rPr>
+      </w:r>
     </w:p>
     <w:p>
       <w:pPr>
@@ -965,10 +941,25 @@
         <w:pBdr/>
         <w:spacing w:after="0" w:before="0" w:line="240" w:lineRule="auto"/>
         <w:ind/>
-        <w:rPr/>
-      </w:pPr>
-      <w:r/>
-      <w:r/>
+        <w:rPr>
+          <w:rFonts w:ascii="Arial" w:hAnsi="Arial" w:cs="Arial"/>
+        </w:rPr>
+      </w:pPr>
+      <w:r>
+        <w:rPr>
+          <w:rFonts w:ascii="Arial" w:hAnsi="Arial" w:eastAsia="Arial" w:cs="Arial"/>
+        </w:rPr>
+      </w:r>
+      <w:r>
+        <w:rPr>
+          <w:rFonts w:ascii="Arial" w:hAnsi="Arial" w:eastAsia="Arial" w:cs="Arial"/>
+        </w:rPr>
+      </w:r>
+      <w:r>
+        <w:rPr>
+          <w:rFonts w:ascii="Arial" w:hAnsi="Arial" w:cs="Arial"/>
+        </w:rPr>
+      </w:r>
     </w:p>
     <w:p>
       <w:pPr>
@@ -976,10 +967,25 @@
         <w:pBdr/>
         <w:spacing w:after="0" w:before="0" w:line="240" w:lineRule="auto"/>
         <w:ind/>
-        <w:rPr/>
-      </w:pPr>
-      <w:r/>
-      <w:r/>
+        <w:rPr>
+          <w:rFonts w:ascii="Arial" w:hAnsi="Arial" w:cs="Arial"/>
+        </w:rPr>
+      </w:pPr>
+      <w:r>
+        <w:rPr>
+          <w:rFonts w:ascii="Arial" w:hAnsi="Arial" w:eastAsia="Arial" w:cs="Arial"/>
+        </w:rPr>
+      </w:r>
+      <w:r>
+        <w:rPr>
+          <w:rFonts w:ascii="Arial" w:hAnsi="Arial" w:eastAsia="Arial" w:cs="Arial"/>
+        </w:rPr>
+      </w:r>
+      <w:r>
+        <w:rPr>
+          <w:rFonts w:ascii="Arial" w:hAnsi="Arial" w:cs="Arial"/>
+        </w:rPr>
+      </w:r>
     </w:p>
     <w:p>
       <w:pPr>
@@ -987,10 +993,25 @@
         <w:pBdr/>
         <w:spacing w:after="0" w:before="0" w:line="240" w:lineRule="auto"/>
         <w:ind/>
-        <w:rPr/>
-      </w:pPr>
-      <w:r/>
-      <w:r/>
+        <w:rPr>
+          <w:rFonts w:ascii="Arial" w:hAnsi="Arial" w:cs="Arial"/>
+        </w:rPr>
+      </w:pPr>
+      <w:r>
+        <w:rPr>
+          <w:rFonts w:ascii="Arial" w:hAnsi="Arial" w:eastAsia="Arial" w:cs="Arial"/>
+        </w:rPr>
+      </w:r>
+      <w:r>
+        <w:rPr>
+          <w:rFonts w:ascii="Arial" w:hAnsi="Arial" w:eastAsia="Arial" w:cs="Arial"/>
+        </w:rPr>
+      </w:r>
+      <w:r>
+        <w:rPr>
+          <w:rFonts w:ascii="Arial" w:hAnsi="Arial" w:cs="Arial"/>
+        </w:rPr>
+      </w:r>
     </w:p>
     <w:p>
       <w:pPr>
@@ -998,10 +1019,25 @@
         <w:pBdr/>
         <w:spacing w:after="0" w:before="0" w:line="240" w:lineRule="auto"/>
         <w:ind/>
-        <w:rPr/>
-      </w:pPr>
-      <w:r/>
-      <w:r/>
+        <w:rPr>
+          <w:rFonts w:ascii="Arial" w:hAnsi="Arial" w:cs="Arial"/>
+        </w:rPr>
+      </w:pPr>
+      <w:r>
+        <w:rPr>
+          <w:rFonts w:ascii="Arial" w:hAnsi="Arial" w:eastAsia="Arial" w:cs="Arial"/>
+        </w:rPr>
+      </w:r>
+      <w:r>
+        <w:rPr>
+          <w:rFonts w:ascii="Arial" w:hAnsi="Arial" w:eastAsia="Arial" w:cs="Arial"/>
+        </w:rPr>
+      </w:r>
+      <w:r>
+        <w:rPr>
+          <w:rFonts w:ascii="Arial" w:hAnsi="Arial" w:cs="Arial"/>
+        </w:rPr>
+      </w:r>
     </w:p>
     <w:p>
       <w:pPr>
@@ -1009,10 +1045,25 @@
         <w:pBdr/>
         <w:spacing w:after="0" w:before="0" w:line="240" w:lineRule="auto"/>
         <w:ind/>
-        <w:rPr/>
-      </w:pPr>
-      <w:r/>
-      <w:r/>
+        <w:rPr>
+          <w:rFonts w:ascii="Arial" w:hAnsi="Arial" w:cs="Arial"/>
+        </w:rPr>
+      </w:pPr>
+      <w:r>
+        <w:rPr>
+          <w:rFonts w:ascii="Arial" w:hAnsi="Arial" w:eastAsia="Arial" w:cs="Arial"/>
+        </w:rPr>
+      </w:r>
+      <w:r>
+        <w:rPr>
+          <w:rFonts w:ascii="Arial" w:hAnsi="Arial" w:eastAsia="Arial" w:cs="Arial"/>
+        </w:rPr>
+      </w:r>
+      <w:r>
+        <w:rPr>
+          <w:rFonts w:ascii="Arial" w:hAnsi="Arial" w:cs="Arial"/>
+        </w:rPr>
+      </w:r>
     </w:p>
     <w:p>
       <w:pPr>
@@ -1020,10 +1071,25 @@
         <w:pBdr/>
         <w:spacing w:after="0" w:before="0" w:line="240" w:lineRule="auto"/>
         <w:ind/>
-        <w:rPr/>
-      </w:pPr>
-      <w:r/>
-      <w:r/>
+        <w:rPr>
+          <w:rFonts w:ascii="Arial" w:hAnsi="Arial" w:cs="Arial"/>
+        </w:rPr>
+      </w:pPr>
+      <w:r>
+        <w:rPr>
+          <w:rFonts w:ascii="Arial" w:hAnsi="Arial" w:eastAsia="Arial" w:cs="Arial"/>
+        </w:rPr>
+      </w:r>
+      <w:r>
+        <w:rPr>
+          <w:rFonts w:ascii="Arial" w:hAnsi="Arial" w:eastAsia="Arial" w:cs="Arial"/>
+        </w:rPr>
+      </w:r>
+      <w:r>
+        <w:rPr>
+          <w:rFonts w:ascii="Arial" w:hAnsi="Arial" w:cs="Arial"/>
+        </w:rPr>
+      </w:r>
     </w:p>
     <w:p>
       <w:pPr>
@@ -1031,10 +1097,25 @@
         <w:pBdr/>
         <w:spacing w:after="0" w:before="0" w:line="240" w:lineRule="auto"/>
         <w:ind/>
-        <w:rPr/>
-      </w:pPr>
-      <w:r/>
-      <w:r/>
+        <w:rPr>
+          <w:rFonts w:ascii="Arial" w:hAnsi="Arial" w:cs="Arial"/>
+        </w:rPr>
+      </w:pPr>
+      <w:r>
+        <w:rPr>
+          <w:rFonts w:ascii="Arial" w:hAnsi="Arial" w:eastAsia="Arial" w:cs="Arial"/>
+        </w:rPr>
+      </w:r>
+      <w:r>
+        <w:rPr>
+          <w:rFonts w:ascii="Arial" w:hAnsi="Arial" w:eastAsia="Arial" w:cs="Arial"/>
+        </w:rPr>
+      </w:r>
+      <w:r>
+        <w:rPr>
+          <w:rFonts w:ascii="Arial" w:hAnsi="Arial" w:cs="Arial"/>
+        </w:rPr>
+      </w:r>
     </w:p>
     <w:p>
       <w:pPr>
@@ -1042,10 +1123,25 @@
         <w:pBdr/>
         <w:spacing w:after="0" w:before="0" w:line="240" w:lineRule="auto"/>
         <w:ind/>
-        <w:rPr/>
-      </w:pPr>
-      <w:r/>
-      <w:r/>
+        <w:rPr>
+          <w:rFonts w:ascii="Arial" w:hAnsi="Arial" w:cs="Arial"/>
+        </w:rPr>
+      </w:pPr>
+      <w:r>
+        <w:rPr>
+          <w:rFonts w:ascii="Arial" w:hAnsi="Arial" w:eastAsia="Arial" w:cs="Arial"/>
+        </w:rPr>
+      </w:r>
+      <w:r>
+        <w:rPr>
+          <w:rFonts w:ascii="Arial" w:hAnsi="Arial" w:eastAsia="Arial" w:cs="Arial"/>
+        </w:rPr>
+      </w:r>
+      <w:r>
+        <w:rPr>
+          <w:rFonts w:ascii="Arial" w:hAnsi="Arial" w:cs="Arial"/>
+        </w:rPr>
+      </w:r>
     </w:p>
     <w:p>
       <w:pPr>
@@ -1053,10 +1149,25 @@
         <w:pBdr/>
         <w:spacing w:after="0" w:before="0" w:line="240" w:lineRule="auto"/>
         <w:ind/>
-        <w:rPr/>
-      </w:pPr>
-      <w:r/>
-      <w:r/>
+        <w:rPr>
+          <w:rFonts w:ascii="Arial" w:hAnsi="Arial" w:cs="Arial"/>
+        </w:rPr>
+      </w:pPr>
+      <w:r>
+        <w:rPr>
+          <w:rFonts w:ascii="Arial" w:hAnsi="Arial" w:eastAsia="Arial" w:cs="Arial"/>
+        </w:rPr>
+      </w:r>
+      <w:r>
+        <w:rPr>
+          <w:rFonts w:ascii="Arial" w:hAnsi="Arial" w:eastAsia="Arial" w:cs="Arial"/>
+        </w:rPr>
+      </w:r>
+      <w:r>
+        <w:rPr>
+          <w:rFonts w:ascii="Arial" w:hAnsi="Arial" w:cs="Arial"/>
+        </w:rPr>
+      </w:r>
     </w:p>
     <w:p>
       <w:pPr>
@@ -1064,10 +1175,25 @@
         <w:pBdr/>
         <w:spacing w:after="0" w:before="0" w:line="240" w:lineRule="auto"/>
         <w:ind/>
-        <w:rPr/>
-      </w:pPr>
-      <w:r/>
-      <w:r/>
+        <w:rPr>
+          <w:rFonts w:ascii="Arial" w:hAnsi="Arial" w:cs="Arial"/>
+        </w:rPr>
+      </w:pPr>
+      <w:r>
+        <w:rPr>
+          <w:rFonts w:ascii="Arial" w:hAnsi="Arial" w:eastAsia="Arial" w:cs="Arial"/>
+        </w:rPr>
+      </w:r>
+      <w:r>
+        <w:rPr>
+          <w:rFonts w:ascii="Arial" w:hAnsi="Arial" w:eastAsia="Arial" w:cs="Arial"/>
+        </w:rPr>
+      </w:r>
+      <w:r>
+        <w:rPr>
+          <w:rFonts w:ascii="Arial" w:hAnsi="Arial" w:cs="Arial"/>
+        </w:rPr>
+      </w:r>
     </w:p>
     <w:p>
       <w:pPr>
@@ -1075,10 +1201,25 @@
         <w:pBdr/>
         <w:spacing w:after="0" w:before="0" w:line="240" w:lineRule="auto"/>
         <w:ind/>
-        <w:rPr/>
-      </w:pPr>
-      <w:r/>
-      <w:r/>
+        <w:rPr>
+          <w:rFonts w:ascii="Arial" w:hAnsi="Arial" w:cs="Arial"/>
+        </w:rPr>
+      </w:pPr>
+      <w:r>
+        <w:rPr>
+          <w:rFonts w:ascii="Arial" w:hAnsi="Arial" w:eastAsia="Arial" w:cs="Arial"/>
+        </w:rPr>
+      </w:r>
+      <w:r>
+        <w:rPr>
+          <w:rFonts w:ascii="Arial" w:hAnsi="Arial" w:eastAsia="Arial" w:cs="Arial"/>
+        </w:rPr>
+      </w:r>
+      <w:r>
+        <w:rPr>
+          <w:rFonts w:ascii="Arial" w:hAnsi="Arial" w:cs="Arial"/>
+        </w:rPr>
+      </w:r>
     </w:p>
     <w:p>
       <w:pPr>
@@ -1086,10 +1227,25 @@
         <w:pBdr/>
         <w:spacing w:after="0" w:before="0" w:line="240" w:lineRule="auto"/>
         <w:ind/>
-        <w:rPr/>
-      </w:pPr>
-      <w:r/>
-      <w:r/>
+        <w:rPr>
+          <w:rFonts w:ascii="Arial" w:hAnsi="Arial" w:cs="Arial"/>
+        </w:rPr>
+      </w:pPr>
+      <w:r>
+        <w:rPr>
+          <w:rFonts w:ascii="Arial" w:hAnsi="Arial" w:eastAsia="Arial" w:cs="Arial"/>
+        </w:rPr>
+      </w:r>
+      <w:r>
+        <w:rPr>
+          <w:rFonts w:ascii="Arial" w:hAnsi="Arial" w:eastAsia="Arial" w:cs="Arial"/>
+        </w:rPr>
+      </w:r>
+      <w:r>
+        <w:rPr>
+          <w:rFonts w:ascii="Arial" w:hAnsi="Arial" w:cs="Arial"/>
+        </w:rPr>
+      </w:r>
     </w:p>
     <w:p>
       <w:pPr>
@@ -1097,10 +1253,25 @@
         <w:pBdr/>
         <w:spacing w:after="0" w:before="0" w:line="240" w:lineRule="auto"/>
         <w:ind/>
-        <w:rPr/>
-      </w:pPr>
-      <w:r/>
-      <w:r/>
+        <w:rPr>
+          <w:rFonts w:ascii="Arial" w:hAnsi="Arial" w:cs="Arial"/>
+        </w:rPr>
+      </w:pPr>
+      <w:r>
+        <w:rPr>
+          <w:rFonts w:ascii="Arial" w:hAnsi="Arial" w:eastAsia="Arial" w:cs="Arial"/>
+        </w:rPr>
+      </w:r>
+      <w:r>
+        <w:rPr>
+          <w:rFonts w:ascii="Arial" w:hAnsi="Arial" w:eastAsia="Arial" w:cs="Arial"/>
+        </w:rPr>
+      </w:r>
+      <w:r>
+        <w:rPr>
+          <w:rFonts w:ascii="Arial" w:hAnsi="Arial" w:cs="Arial"/>
+        </w:rPr>
+      </w:r>
     </w:p>
     <w:p>
       <w:pPr>
@@ -1108,10 +1279,25 @@
         <w:pBdr/>
         <w:spacing w:after="0" w:before="0" w:line="240" w:lineRule="auto"/>
         <w:ind/>
-        <w:rPr/>
-      </w:pPr>
-      <w:r/>
-      <w:r/>
+        <w:rPr>
+          <w:rFonts w:ascii="Arial" w:hAnsi="Arial" w:cs="Arial"/>
+        </w:rPr>
+      </w:pPr>
+      <w:r>
+        <w:rPr>
+          <w:rFonts w:ascii="Arial" w:hAnsi="Arial" w:eastAsia="Arial" w:cs="Arial"/>
+        </w:rPr>
+      </w:r>
+      <w:r>
+        <w:rPr>
+          <w:rFonts w:ascii="Arial" w:hAnsi="Arial" w:eastAsia="Arial" w:cs="Arial"/>
+        </w:rPr>
+      </w:r>
+      <w:r>
+        <w:rPr>
+          <w:rFonts w:ascii="Arial" w:hAnsi="Arial" w:cs="Arial"/>
+        </w:rPr>
+      </w:r>
     </w:p>
     <w:p>
       <w:pPr>
@@ -1119,10 +1305,25 @@
         <w:pBdr/>
         <w:spacing w:after="0" w:before="0" w:line="240" w:lineRule="auto"/>
         <w:ind/>
-        <w:rPr/>
-      </w:pPr>
-      <w:r/>
-      <w:r/>
+        <w:rPr>
+          <w:rFonts w:ascii="Arial" w:hAnsi="Arial" w:cs="Arial"/>
+        </w:rPr>
+      </w:pPr>
+      <w:r>
+        <w:rPr>
+          <w:rFonts w:ascii="Arial" w:hAnsi="Arial" w:eastAsia="Arial" w:cs="Arial"/>
+        </w:rPr>
+      </w:r>
+      <w:r>
+        <w:rPr>
+          <w:rFonts w:ascii="Arial" w:hAnsi="Arial" w:eastAsia="Arial" w:cs="Arial"/>
+        </w:rPr>
+      </w:r>
+      <w:r>
+        <w:rPr>
+          <w:rFonts w:ascii="Arial" w:hAnsi="Arial" w:cs="Arial"/>
+        </w:rPr>
+      </w:r>
     </w:p>
     <w:p>
       <w:pPr>
@@ -1130,10 +1331,25 @@
         <w:pBdr/>
         <w:spacing w:after="0" w:before="0" w:line="240" w:lineRule="auto"/>
         <w:ind/>
-        <w:rPr/>
-      </w:pPr>
-      <w:r/>
-      <w:r/>
+        <w:rPr>
+          <w:rFonts w:ascii="Arial" w:hAnsi="Arial" w:cs="Arial"/>
+        </w:rPr>
+      </w:pPr>
+      <w:r>
+        <w:rPr>
+          <w:rFonts w:ascii="Arial" w:hAnsi="Arial" w:eastAsia="Arial" w:cs="Arial"/>
+        </w:rPr>
+      </w:r>
+      <w:r>
+        <w:rPr>
+          <w:rFonts w:ascii="Arial" w:hAnsi="Arial" w:eastAsia="Arial" w:cs="Arial"/>
+        </w:rPr>
+      </w:r>
+      <w:r>
+        <w:rPr>
+          <w:rFonts w:ascii="Arial" w:hAnsi="Arial" w:cs="Arial"/>
+        </w:rPr>
+      </w:r>
     </w:p>
     <w:p>
       <w:pPr>
@@ -1141,10 +1357,25 @@
         <w:pBdr/>
         <w:spacing w:after="0" w:before="0" w:line="240" w:lineRule="auto"/>
         <w:ind/>
-        <w:rPr/>
-      </w:pPr>
-      <w:r/>
-      <w:r/>
+        <w:rPr>
+          <w:rFonts w:ascii="Arial" w:hAnsi="Arial" w:cs="Arial"/>
+        </w:rPr>
+      </w:pPr>
+      <w:r>
+        <w:rPr>
+          <w:rFonts w:ascii="Arial" w:hAnsi="Arial" w:eastAsia="Arial" w:cs="Arial"/>
+        </w:rPr>
+      </w:r>
+      <w:r>
+        <w:rPr>
+          <w:rFonts w:ascii="Arial" w:hAnsi="Arial" w:eastAsia="Arial" w:cs="Arial"/>
+        </w:rPr>
+      </w:r>
+      <w:r>
+        <w:rPr>
+          <w:rFonts w:ascii="Arial" w:hAnsi="Arial" w:cs="Arial"/>
+        </w:rPr>
+      </w:r>
     </w:p>
     <w:p>
       <w:pPr>
@@ -1152,10 +1383,25 @@
         <w:pBdr/>
         <w:spacing w:after="0" w:before="0" w:line="240" w:lineRule="auto"/>
         <w:ind/>
-        <w:rPr/>
-      </w:pPr>
-      <w:r/>
-      <w:r/>
+        <w:rPr>
+          <w:rFonts w:ascii="Arial" w:hAnsi="Arial" w:cs="Arial"/>
+        </w:rPr>
+      </w:pPr>
+      <w:r>
+        <w:rPr>
+          <w:rFonts w:ascii="Arial" w:hAnsi="Arial" w:eastAsia="Arial" w:cs="Arial"/>
+        </w:rPr>
+      </w:r>
+      <w:r>
+        <w:rPr>
+          <w:rFonts w:ascii="Arial" w:hAnsi="Arial" w:eastAsia="Arial" w:cs="Arial"/>
+        </w:rPr>
+      </w:r>
+      <w:r>
+        <w:rPr>
+          <w:rFonts w:ascii="Arial" w:hAnsi="Arial" w:cs="Arial"/>
+        </w:rPr>
+      </w:r>
     </w:p>
     <w:p>
       <w:pPr>
@@ -1163,10 +1409,25 @@
         <w:pBdr/>
         <w:spacing w:after="0" w:before="0" w:line="240" w:lineRule="auto"/>
         <w:ind/>
-        <w:rPr/>
-      </w:pPr>
-      <w:r/>
-      <w:r/>
+        <w:rPr>
+          <w:rFonts w:ascii="Arial" w:hAnsi="Arial" w:cs="Arial"/>
+        </w:rPr>
+      </w:pPr>
+      <w:r>
+        <w:rPr>
+          <w:rFonts w:ascii="Arial" w:hAnsi="Arial" w:eastAsia="Arial" w:cs="Arial"/>
+        </w:rPr>
+      </w:r>
+      <w:r>
+        <w:rPr>
+          <w:rFonts w:ascii="Arial" w:hAnsi="Arial" w:eastAsia="Arial" w:cs="Arial"/>
+        </w:rPr>
+      </w:r>
+      <w:r>
+        <w:rPr>
+          <w:rFonts w:ascii="Arial" w:hAnsi="Arial" w:cs="Arial"/>
+        </w:rPr>
+      </w:r>
     </w:p>
     <w:p>
       <w:pPr>
@@ -1174,10 +1435,25 @@
         <w:pBdr/>
         <w:spacing w:after="0" w:before="0" w:line="240" w:lineRule="auto"/>
         <w:ind/>
-        <w:rPr/>
-      </w:pPr>
-      <w:r/>
-      <w:r/>
+        <w:rPr>
+          <w:rFonts w:ascii="Arial" w:hAnsi="Arial" w:cs="Arial"/>
+        </w:rPr>
+      </w:pPr>
+      <w:r>
+        <w:rPr>
+          <w:rFonts w:ascii="Arial" w:hAnsi="Arial" w:eastAsia="Arial" w:cs="Arial"/>
+        </w:rPr>
+      </w:r>
+      <w:r>
+        <w:rPr>
+          <w:rFonts w:ascii="Arial" w:hAnsi="Arial" w:eastAsia="Arial" w:cs="Arial"/>
+        </w:rPr>
+      </w:r>
+      <w:r>
+        <w:rPr>
+          <w:rFonts w:ascii="Arial" w:hAnsi="Arial" w:cs="Arial"/>
+        </w:rPr>
+      </w:r>
     </w:p>
     <w:p>
       <w:pPr>
@@ -1185,10 +1461,25 @@
         <w:pBdr/>
         <w:spacing w:after="0" w:before="0" w:line="240" w:lineRule="auto"/>
         <w:ind/>
-        <w:rPr/>
-      </w:pPr>
-      <w:r/>
-      <w:r/>
+        <w:rPr>
+          <w:rFonts w:ascii="Arial" w:hAnsi="Arial" w:cs="Arial"/>
+        </w:rPr>
+      </w:pPr>
+      <w:r>
+        <w:rPr>
+          <w:rFonts w:ascii="Arial" w:hAnsi="Arial" w:eastAsia="Arial" w:cs="Arial"/>
+        </w:rPr>
+      </w:r>
+      <w:r>
+        <w:rPr>
+          <w:rFonts w:ascii="Arial" w:hAnsi="Arial" w:eastAsia="Arial" w:cs="Arial"/>
+        </w:rPr>
+      </w:r>
+      <w:r>
+        <w:rPr>
+          <w:rFonts w:ascii="Arial" w:hAnsi="Arial" w:cs="Arial"/>
+        </w:rPr>
+      </w:r>
     </w:p>
     <w:p>
       <w:pPr>
@@ -1196,10 +1487,25 @@
         <w:pBdr/>
         <w:spacing w:after="0" w:before="0" w:line="240" w:lineRule="auto"/>
         <w:ind/>
-        <w:rPr/>
-      </w:pPr>
-      <w:r/>
-      <w:r/>
+        <w:rPr>
+          <w:rFonts w:ascii="Arial" w:hAnsi="Arial" w:cs="Arial"/>
+        </w:rPr>
+      </w:pPr>
+      <w:r>
+        <w:rPr>
+          <w:rFonts w:ascii="Arial" w:hAnsi="Arial" w:eastAsia="Arial" w:cs="Arial"/>
+        </w:rPr>
+      </w:r>
+      <w:r>
+        <w:rPr>
+          <w:rFonts w:ascii="Arial" w:hAnsi="Arial" w:eastAsia="Arial" w:cs="Arial"/>
+        </w:rPr>
+      </w:r>
+      <w:r>
+        <w:rPr>
+          <w:rFonts w:ascii="Arial" w:hAnsi="Arial" w:cs="Arial"/>
+        </w:rPr>
+      </w:r>
     </w:p>
     <w:p>
       <w:pPr>
@@ -1207,10 +1513,25 @@
         <w:pBdr/>
         <w:spacing w:after="0" w:before="0" w:line="240" w:lineRule="auto"/>
         <w:ind/>
-        <w:rPr/>
-      </w:pPr>
-      <w:r/>
-      <w:r/>
+        <w:rPr>
+          <w:rFonts w:ascii="Arial" w:hAnsi="Arial" w:cs="Arial"/>
+        </w:rPr>
+      </w:pPr>
+      <w:r>
+        <w:rPr>
+          <w:rFonts w:ascii="Arial" w:hAnsi="Arial" w:eastAsia="Arial" w:cs="Arial"/>
+        </w:rPr>
+      </w:r>
+      <w:r>
+        <w:rPr>
+          <w:rFonts w:ascii="Arial" w:hAnsi="Arial" w:eastAsia="Arial" w:cs="Arial"/>
+        </w:rPr>
+      </w:r>
+      <w:r>
+        <w:rPr>
+          <w:rFonts w:ascii="Arial" w:hAnsi="Arial" w:cs="Arial"/>
+        </w:rPr>
+      </w:r>
     </w:p>
     <w:p>
       <w:pPr>
@@ -1218,10 +1539,25 @@
         <w:pBdr/>
         <w:spacing w:after="0" w:before="0" w:line="240" w:lineRule="auto"/>
         <w:ind/>
-        <w:rPr/>
-      </w:pPr>
-      <w:r/>
-      <w:r/>
+        <w:rPr>
+          <w:rFonts w:ascii="Arial" w:hAnsi="Arial" w:cs="Arial"/>
+        </w:rPr>
+      </w:pPr>
+      <w:r>
+        <w:rPr>
+          <w:rFonts w:ascii="Arial" w:hAnsi="Arial" w:eastAsia="Arial" w:cs="Arial"/>
+        </w:rPr>
+      </w:r>
+      <w:r>
+        <w:rPr>
+          <w:rFonts w:ascii="Arial" w:hAnsi="Arial" w:eastAsia="Arial" w:cs="Arial"/>
+        </w:rPr>
+      </w:r>
+      <w:r>
+        <w:rPr>
+          <w:rFonts w:ascii="Arial" w:hAnsi="Arial" w:cs="Arial"/>
+        </w:rPr>
+      </w:r>
     </w:p>
     <w:p>
       <w:pPr>
@@ -1229,10 +1565,25 @@
         <w:pBdr/>
         <w:spacing w:after="0" w:before="0" w:line="240" w:lineRule="auto"/>
         <w:ind/>
-        <w:rPr/>
-      </w:pPr>
-      <w:r/>
-      <w:r/>
+        <w:rPr>
+          <w:rFonts w:ascii="Arial" w:hAnsi="Arial" w:cs="Arial"/>
+        </w:rPr>
+      </w:pPr>
+      <w:r>
+        <w:rPr>
+          <w:rFonts w:ascii="Arial" w:hAnsi="Arial" w:eastAsia="Arial" w:cs="Arial"/>
+        </w:rPr>
+      </w:r>
+      <w:r>
+        <w:rPr>
+          <w:rFonts w:ascii="Arial" w:hAnsi="Arial" w:eastAsia="Arial" w:cs="Arial"/>
+        </w:rPr>
+      </w:r>
+      <w:r>
+        <w:rPr>
+          <w:rFonts w:ascii="Arial" w:hAnsi="Arial" w:cs="Arial"/>
+        </w:rPr>
+      </w:r>
     </w:p>
     <w:p>
       <w:pPr>
@@ -1240,123 +1591,41 @@
         <w:pBdr/>
         <w:spacing w:after="0" w:before="0" w:line="240" w:lineRule="auto"/>
         <w:ind/>
-        <w:rPr/>
-      </w:pPr>
-      <w:r/>
-      <w:r/>
+        <w:rPr>
+          <w:rFonts w:ascii="Arial" w:hAnsi="Arial" w:cs="Arial"/>
+        </w:rPr>
+      </w:pPr>
+      <w:r>
+        <w:rPr>
+          <w:rFonts w:ascii="Arial" w:hAnsi="Arial" w:eastAsia="Arial" w:cs="Arial"/>
+        </w:rPr>
+      </w:r>
+      <w:r>
+        <w:rPr>
+          <w:rFonts w:ascii="Arial" w:hAnsi="Arial" w:eastAsia="Arial" w:cs="Arial"/>
+        </w:rPr>
+      </w:r>
+      <w:r>
+        <w:rPr>
+          <w:rFonts w:ascii="Arial" w:hAnsi="Arial" w:cs="Arial"/>
+        </w:rPr>
+      </w:r>
     </w:p>
     <w:p>
       <w:pPr>
         <w:pStyle w:val="702"/>
         <w:pBdr/>
-        <w:spacing w:after="0" w:before="0" w:line="240" w:lineRule="auto"/>
-        <w:ind/>
-        <w:rPr/>
-      </w:pPr>
-      <w:r/>
-      <w:r/>
-    </w:p>
-    <w:p>
-      <w:pPr>
-        <w:pStyle w:val="702"/>
-        <w:pBdr/>
-        <w:spacing w:after="0" w:before="0" w:line="240" w:lineRule="auto"/>
-        <w:ind/>
-        <w:rPr/>
-      </w:pPr>
-      <w:r/>
-      <w:r/>
-    </w:p>
-    <w:p>
-      <w:pPr>
-        <w:pStyle w:val="702"/>
-        <w:pBdr/>
-        <w:spacing w:after="0" w:before="0" w:line="240" w:lineRule="auto"/>
-        <w:ind/>
-        <w:rPr/>
-      </w:pPr>
-      <w:r/>
-      <w:r/>
-    </w:p>
-    <w:p>
-      <w:pPr>
-        <w:pStyle w:val="702"/>
-        <w:pBdr/>
-        <w:spacing w:after="0" w:before="0" w:line="240" w:lineRule="auto"/>
-        <w:ind/>
-        <w:rPr/>
-      </w:pPr>
-      <w:r/>
-      <w:r/>
-    </w:p>
-    <w:p>
-      <w:pPr>
-        <w:pStyle w:val="702"/>
-        <w:pBdr/>
-        <w:spacing w:after="0" w:before="0" w:line="240" w:lineRule="auto"/>
-        <w:ind/>
-        <w:rPr/>
-      </w:pPr>
-      <w:r/>
-      <w:r/>
-    </w:p>
-    <w:p>
-      <w:pPr>
-        <w:pStyle w:val="702"/>
-        <w:pBdr/>
-        <w:spacing w:after="0" w:before="0" w:line="240" w:lineRule="auto"/>
-        <w:ind/>
-        <w:rPr/>
-      </w:pPr>
-      <w:r/>
-      <w:r/>
-    </w:p>
-    <w:p>
-      <w:pPr>
-        <w:pStyle w:val="702"/>
-        <w:pBdr/>
-        <w:spacing w:after="0" w:before="0" w:line="240" w:lineRule="auto"/>
-        <w:ind/>
-        <w:rPr/>
-      </w:pPr>
-      <w:r/>
-      <w:r/>
-    </w:p>
-    <w:p>
-      <w:pPr>
-        <w:pStyle w:val="702"/>
-        <w:pBdr/>
-        <w:spacing w:after="0" w:before="0" w:line="240" w:lineRule="auto"/>
-        <w:ind/>
-        <w:rPr/>
-      </w:pPr>
-      <w:r/>
-      <w:r/>
-    </w:p>
-    <w:p>
-      <w:pPr>
-        <w:pStyle w:val="702"/>
-        <w:pBdr/>
-        <w:spacing w:after="0" w:before="0" w:line="240" w:lineRule="auto"/>
-        <w:ind/>
-        <w:rPr/>
-      </w:pPr>
-      <w:r/>
-      <w:r/>
-    </w:p>
-    <w:p>
-      <w:pPr>
-        <w:pStyle w:val="702"/>
-        <w:pBdr/>
         <w:spacing w:after="0" w:before="0" w:line="276" w:lineRule="auto"/>
         <w:ind/>
         <w:jc w:val="center"/>
         <w:rPr>
+          <w:rFonts w:ascii="Arial" w:hAnsi="Arial" w:cs="Arial"/>
           <w:color w:val="000000"/>
         </w:rPr>
       </w:pPr>
       <w:r>
         <w:rPr>
+          <w:rFonts w:ascii="Arial" w:hAnsi="Arial" w:eastAsia="Arial" w:cs="Arial"/>
           <w:color w:val="000000"/>
           <w:lang w:val="en-US"/>
         </w:rPr>
@@ -1364,11 +1633,13 @@
       </w:r>
       <w:r>
         <w:rPr>
+          <w:rFonts w:ascii="Arial" w:hAnsi="Arial" w:eastAsia="Arial" w:cs="Arial"/>
           <w:color w:val="000000"/>
         </w:rPr>
       </w:r>
       <w:r>
         <w:rPr>
+          <w:rFonts w:ascii="Arial" w:hAnsi="Arial" w:cs="Arial"/>
           <w:color w:val="000000"/>
         </w:rPr>
       </w:r>
@@ -1380,10 +1651,13 @@
         <w:spacing w:after="0" w:before="0" w:line="276" w:lineRule="auto"/>
         <w:ind/>
         <w:jc w:val="center"/>
-        <w:rPr/>
+        <w:rPr>
+          <w:rFonts w:ascii="Arial" w:hAnsi="Arial" w:cs="Arial"/>
+        </w:rPr>
       </w:pPr>
       <w:r>
         <w:rPr>
+          <w:rFonts w:ascii="Arial" w:hAnsi="Arial" w:eastAsia="Arial" w:cs="Arial"/>
           <w:b/>
           <w:bCs/>
           <w:color w:val="002060"/>
@@ -1391,7 +1665,16 @@
         </w:rPr>
         <w:t xml:space="preserve">Nombre Apellido</w:t>
       </w:r>
-      <w:r/>
+      <w:r>
+        <w:rPr>
+          <w:rFonts w:ascii="Arial" w:hAnsi="Arial" w:eastAsia="Arial" w:cs="Arial"/>
+        </w:rPr>
+      </w:r>
+      <w:r>
+        <w:rPr>
+          <w:rFonts w:ascii="Arial" w:hAnsi="Arial" w:cs="Arial"/>
+        </w:rPr>
+      </w:r>
     </w:p>
     <w:p>
       <w:pPr>
@@ -1402,6 +1685,7 @@
         <w:jc w:val="center"/>
         <w:rPr>
           <w:color w:val="000000"/>
+          <w:highlight w:val="none"/>
         </w:rPr>
       </w:pPr>
       <w:r>
@@ -1416,6 +1700,13 @@
       <w:r>
         <w:rPr>
           <w:color w:val="000000"/>
+          <w:highlight w:val="none"/>
+        </w:rPr>
+      </w:r>
+      <w:r>
+        <w:rPr>
+          <w:color w:val="000000"/>
+          <w:highlight w:val="none"/>
         </w:rPr>
       </w:r>
     </w:p>
@@ -1424,7 +1715,7 @@
       <w:endnotePr/>
       <w:type w:val="nextPage"/>
       <w:pgSz w:h="15840" w:orient="portrait" w:w="12240"/>
-      <w:pgMar w:top="1134" w:right="1134" w:bottom="1134" w:left="1134" w:header="0" w:footer="0" w:gutter="0"/>
+      <w:pgMar w:top="3118" w:right="567" w:bottom="1134" w:left="567" w:header="0" w:footer="0" w:gutter="0"/>
       <w:cols w:num="1" w:sep="0" w:space="1701" w:equalWidth="1"/>
     </w:sectPr>
   </w:body>
